--- a/08_개인논문_ACT적재/논문/제출_1014/2_서면심사용_블라인드_4쪽.docx
+++ b/08_개인논문_ACT적재/논문/제출_1014/2_서면심사용_블라인드_4쪽.docx
@@ -327,7 +327,21 @@
       </w:pPr>
       <w:r>
         <w:rPr/>
-        <w:t xml:space="preserve">그림 1. 시스템 구성</w:t>
+        <w:t xml:space="preserve">그림</w:t>
+      </w:r>
+      <w:r>
+        <w:tab/>
+      </w:r>
+      <w:r>
+        <w:rPr/>
+        <w:t xml:space="preserve">1.</w:t>
+      </w:r>
+      <w:r>
+        <w:tab/>
+      </w:r>
+      <w:r>
+        <w:rPr/>
+        <w:t xml:space="preserve">시스템 구성</w:t>
       </w:r>
     </w:p>
     <w:p>
@@ -337,7 +351,21 @@
       </w:pPr>
       <w:r>
         <w:rPr/>
-        <w:t xml:space="preserve">Fig. 1. System overview</w:t>
+        <w:t xml:space="preserve">Fig.</w:t>
+      </w:r>
+      <w:r>
+        <w:tab/>
+      </w:r>
+      <w:r>
+        <w:rPr/>
+        <w:t xml:space="preserve">1.</w:t>
+      </w:r>
+      <w:r>
+        <w:tab/>
+      </w:r>
+      <w:r>
+        <w:rPr/>
+        <w:t xml:space="preserve">System overview</w:t>
       </w:r>
     </w:p>
     <w:p>
@@ -420,7 +448,21 @@
       </w:pPr>
       <w:r>
         <w:rPr/>
-        <w:t xml:space="preserve">그림 2. 시뮬레이션 환경과 정책의 입력 영상</w:t>
+        <w:t xml:space="preserve">그림</w:t>
+      </w:r>
+      <w:r>
+        <w:tab/>
+      </w:r>
+      <w:r>
+        <w:rPr/>
+        <w:t xml:space="preserve">2.</w:t>
+      </w:r>
+      <w:r>
+        <w:tab/>
+      </w:r>
+      <w:r>
+        <w:rPr/>
+        <w:t xml:space="preserve">시뮬레이션 환경과 정책의 입력 영상</w:t>
       </w:r>
     </w:p>
     <w:p>
@@ -430,7 +472,21 @@
       </w:pPr>
       <w:r>
         <w:rPr/>
-        <w:t xml:space="preserve">Fig. 2. Simulated system and policy inputs</w:t>
+        <w:t xml:space="preserve">Fig.</w:t>
+      </w:r>
+      <w:r>
+        <w:tab/>
+      </w:r>
+      <w:r>
+        <w:rPr/>
+        <w:t xml:space="preserve">2.</w:t>
+      </w:r>
+      <w:r>
+        <w:tab/>
+      </w:r>
+      <w:r>
+        <w:rPr/>
+        <w:t xml:space="preserve">Simulated system and policy inputs</w:t>
       </w:r>
     </w:p>
     <w:p>
@@ -488,13 +544,32 @@
       </w:r>
       <w:r>
         <w:rPr/>
-        <w:t xml:space="preserve">으로 정렬하고 최대 인접 간격 G = max</w:t>
+        <w:t xml:space="preserve">으로 정렬하고 최대 인접 간격 G를 식 (1)로 계산한다.</w:t>
+      </w:r>
+    </w:p>
+    <w:p>
+      <w:pPr>
+        <w:pStyle w:val="af6"/>
+        <w:tabs>
+          <w:tab w:val="clear" w:pos="408"/>
+          <w:tab w:val="clear" w:pos="686"/>
+          <w:tab w:val="clear" w:pos="756"/>
+          <w:tab w:val="center" w:pos="2281"/>
+          <w:tab w:val="right" w:pos="4563"/>
+        </w:tabs>
+      </w:pPr>
+      <w:r>
+        <w:tab/>
+      </w:r>
+      <w:r>
+        <w:rPr/>
+        <w:t xml:space="preserve">G = max</w:t>
       </w:r>
       <w:r>
         <w:rPr>
           <w:vertAlign w:val="subscript"/>
         </w:rPr>
-        <w:t xml:space="preserve">i</w:t>
+        <w:t xml:space="preserve">1≤i&lt;N</w:t>
       </w:r>
       <w:r>
         <w:rPr/>
@@ -518,7 +593,23 @@
       </w:r>
       <w:r>
         <w:rPr/>
-        <w:t xml:space="preserve">]를 계산한다. 잡기 전략이 하나면 각도가 연속적으로 분포하지만, 두 전략이 섞이면 군집 사이에 큰 간격이 나타난다(그림 3). G는 절대 임계값이 아니라 같은 물체·조건에서 시연 집합의 일관성을 비교하는 진단 지표로 사용한다.</w:t>
+        <w:t xml:space="preserve">]</w:t>
+      </w:r>
+      <w:r>
+        <w:tab/>
+      </w:r>
+      <w:r>
+        <w:rPr/>
+        <w:t xml:space="preserve">(1)</w:t>
+      </w:r>
+    </w:p>
+    <w:p>
+      <w:pPr>
+        <w:pStyle w:val="a4"/>
+      </w:pPr>
+      <w:r>
+        <w:rPr/>
+        <w:t xml:space="preserve">잡기 전략이 하나면 각도가 연속적으로 분포하지만, 두 전략이 섞이면 군집 사이에 큰 간격이 나타난다(그림 3). G는 절대 임계값이 아니라 같은 물체·조건에서 시연 집합의 일관성을 비교하는 진단 지표로 사용한다.</w:t>
       </w:r>
     </w:p>
     <w:p xmlns:a="http://schemas.openxmlformats.org/drawingml/2006/main" xmlns:pic="http://schemas.openxmlformats.org/drawingml/2006/picture">
@@ -572,7 +663,21 @@
       </w:pPr>
       <w:r>
         <w:rPr/>
-        <w:t xml:space="preserve">그림 3. 잡는 순간의 손목 회전각 (1층 시연 100회)</w:t>
+        <w:t xml:space="preserve">그림</w:t>
+      </w:r>
+      <w:r>
+        <w:tab/>
+      </w:r>
+      <w:r>
+        <w:rPr/>
+        <w:t xml:space="preserve">3.</w:t>
+      </w:r>
+      <w:r>
+        <w:tab/>
+      </w:r>
+      <w:r>
+        <w:rPr/>
+        <w:t xml:space="preserve">잡는 순간의 손목 회전각 (1층 시연 100회)</w:t>
       </w:r>
     </w:p>
     <w:p>
@@ -582,7 +687,21 @@
       </w:pPr>
       <w:r>
         <w:rPr/>
-        <w:t xml:space="preserve">Fig. 3. Wrist roll angle at grasp time</w:t>
+        <w:t xml:space="preserve">Fig.</w:t>
+      </w:r>
+      <w:r>
+        <w:tab/>
+      </w:r>
+      <w:r>
+        <w:rPr/>
+        <w:t xml:space="preserve">3.</w:t>
+      </w:r>
+      <w:r>
+        <w:tab/>
+      </w:r>
+      <w:r>
+        <w:rPr/>
+        <w:t xml:space="preserve">Wrist roll angle at grasp time</w:t>
       </w:r>
     </w:p>
     <w:p>
@@ -652,7 +771,14 @@
       </w:pPr>
       <w:r>
         <w:rPr/>
-        <w:t xml:space="preserve">표 1. 시연 설계별 적재 성공률 (%, 조건별 50회)</w:t>
+        <w:t xml:space="preserve">표</w:t>
+      </w:r>
+      <w:r>
+        <w:tab/>
+      </w:r>
+      <w:r>
+        <w:rPr/>
+        <w:t xml:space="preserve">1.  시연 설계별 적재 성공률 (%, 조건별 50회)</w:t>
       </w:r>
     </w:p>
     <w:p>
@@ -663,7 +789,7 @@
       </w:pPr>
       <w:r>
         <w:rPr/>
-        <w:t xml:space="preserve">Table 1. Stacking success by demonstration design (%)</w:t>
+        <w:t xml:space="preserve">Table 1.  Stacking success by demonstration design (%)</w:t>
       </w:r>
     </w:p>
     <w:tbl>
@@ -1500,7 +1626,14 @@
       </w:pPr>
       <w:r>
         <w:rPr/>
-        <w:t xml:space="preserve">표 2. 물체별 각도 간격 G와 연속 성공률 (각 50회)</w:t>
+        <w:t xml:space="preserve">표</w:t>
+      </w:r>
+      <w:r>
+        <w:tab/>
+      </w:r>
+      <w:r>
+        <w:rPr/>
+        <w:t xml:space="preserve">2.  물체별 각도 간격 G와 연속 성공률 (각 50회)</w:t>
       </w:r>
     </w:p>
     <w:p>
@@ -1511,7 +1644,7 @@
       </w:pPr>
       <w:r>
         <w:rPr/>
-        <w:t xml:space="preserve">Table 2. Angle gap G and sequence success per object</w:t>
+        <w:t xml:space="preserve">Table 2.  Angle gap G and sequence success per object</w:t>
       </w:r>
     </w:p>
     <w:tbl>

--- a/08_개인논문_ACT적재/논문/제출_1014/2_서면심사용_블라인드_4쪽.docx
+++ b/08_개인논문_ACT적재/논문/제출_1014/2_서면심사용_블라인드_4쪽.docx
@@ -95,7 +95,7 @@
               <w:pStyle w:val="ae"/>
             </w:pPr>
             <w:r>
-              <w:t xml:space="preserve">디지털 저울의 7-segment 표시값을 YOLOv8로 판독해 기준 무게 이상인 적재함을 선별하고, 단계별 ACT 정책으로 SO-101 로봇팔이 적재함을 1층, 옆, 2층 순서로 쌓는 스마트 팩토리 순차 적재 시스템을 Jetson Orin Nano 기반으로 구현하였다. 무게 인식은 실제 장치에서 측정하였고(118 g 기준 분류 정확도 91.7%), 적재는 로봇팔 파손으로 동일한 조건의 MuJoCo 시뮬레이션에서 평가하였다. 정책 구조와 학습 설정을 고정한 상태에서 실패 분석으로 얻은 세 가지 시연 설계 규칙(여유 두고 잡기, 늘 같은 곳 잡기, 놓고 물러나기)을 적용하여 시연 100회의 세 단계 연속 성공률을 28%에서 99.0%(198/200)로 높였고, 저울 무게로 실패를 확인해 재실행하면 200/200이었다. 또한 잡는 순간 손목 각도의 최대 간격으로 상충하는 시연을 학습 전에 구분하는 지표를 제안하고 세 물체에서 확인하였다. 실제 로봇에서의 검증은 향후 과제이다.</w:t>
+              <w:t xml:space="preserve">디지털 저울의 7-segment 표시값을 YOLOv8로 판독해 기준 무게 이상인 적재함을 선별하고, 단계별 ACT 모델로 SO-101 로봇팔이 적재함을 1층, 옆, 2층 순서로 쌓는 스마트 팩토리 순차 적재 시스템을 Jetson Orin Nano 기반으로 구현하였다. 무게 인식은 실제 장치에서 측정하였고(118 g 기준 분류 정확도 91.7%), 적재는 로봇팔 파손으로 동일한 조건의 MuJoCo 시뮬레이션에서 평가하였다. 모델 구조와 학습 설정을 고정한 상태에서 실패 분석으로 얻은 세 가지 시연 설계 규칙(여유 두고 잡기, 늘 같은 곳 잡기, 놓고 물러나기)을 적용하여 시연 100회의 세 단계 연속 성공률을 28%에서 99.0%(198/200)로 높였고, 저울 무게로 실패를 확인해 재실행하면 200/200이었다. 또한 잡는 순간 손목 각도의 최대 간격으로 상충하는 시연을 학습 전에 구분하는 지표를 제안하고 세 물체에서 확인하였다. 실제 로봇에서의 검증은 향후 과제이다.</w:t>
             </w:r>
           </w:p>
           <w:p>
@@ -111,7 +111,7 @@
               <w:pStyle w:val="ae"/>
             </w:pPr>
             <w:r>
-              <w:t xml:space="preserve">Low-cost robot arms trained from demonstrations are attractive for small smart-factory cells, but in sequential stacking each stage starts from the state left by the previous one, so inconsistent demonstrations compound across stages. We built a system in which a YOLOv8n model on a Jetson Orin Nano reads the 7-segment display of a scale (91.7% accuracy at the 118 g threshold) and triggers stage-wise ACT policies for an SO-101 arm, and we evaluated stacking in a MuJoCo replica of the system. With the policy architecture and training configuration fixed, three demonstration design rules (grasp clearance, a consistent grasp region, and retreating before lifting) raised three-stage success from 28% to 99.0% (198/200), and a weight-based retry gave 200/200. A pre-training diagnostic, the maximum internal gap of the wrist angle at grasp time, distinguished inconsistent demonstration sets for three objects. Validation on a physical robot remains future work.</w:t>
+              <w:t xml:space="preserve">Low-cost robot arms trained from demonstrations are attractive for small smart-factory systems, but in sequential stacking each stage starts from the state left by the previous one, so inconsistent demonstrations compound across stages. We built a system in which a YOLOv8n model on a Jetson Orin Nano reads the 7-segment display of a scale (91.7% accuracy at the 118 g threshold) and triggers stage-wise ACT models for an SO-101 arm, and we evaluated stacking in a MuJoCo replica of the system. With the model architecture and training configuration fixed, three demonstration design rules (grasp clearance, a consistent grasp region, and retreating before lifting) raised three-stage success from 28% to 99.0% (198/200), and a weight-based retry gave 200/200. A pre-training diagnostic, the maximum internal gap of the wrist angle at grasp time, distinguished inconsistent demonstration sets for three objects. Validation on a physical robot remains future work.</w:t>
             </w:r>
           </w:p>
           <w:p>
@@ -173,7 +173,7 @@
       </w:pPr>
       <w:r>
         <w:rPr/>
-        <w:t xml:space="preserve">본 논문은 Jetson Orin Nano 기반 무게 인식부와 단계별 ACT 정책을 결합한 SO-101 순차 적재 시스템을 구현하고, 적재 실패를 분석해 얻은 세 가지 시연 설계 규칙과 학습 전에 불일치 시연을 점검하는 지표를 제안한다. 무게 인식은 실제 장치에서 측정하였고, 로봇팔 파손으로 적재는 동일한 로봇 모델·카메라 배치·제어 주기의 MuJoCo 시뮬레이션에서 평가하였다.</w:t>
+        <w:t xml:space="preserve">본 논문은 Jetson Orin Nano 기반 무게 인식부와 단계별 ACT 모델을 결합한 SO-101 순차 적재 시스템을 구현하고, 적재 실패를 분석해 얻은 세 가지 시연 설계 규칙과 학습 전에 불일치 시연을 점검하는 지표를 제안한다. 무게 인식은 실제 장치에서 측정하였고, 로봇팔 파손으로 적재는 동일한 로봇 모델·카메라 배치·제어 주기의 MuJoCo 시뮬레이션에서 평가하였다.</w:t>
       </w:r>
     </w:p>
     <w:p>
@@ -223,7 +223,7 @@
       </w:r>
       <w:r>
         <w:rPr/>
-        <w:t xml:space="preserve">, 시연의 행동 불일치는 정책 성능에 직접 영향을 준다</w:t>
+        <w:t xml:space="preserve">, 시연의 행동 불일치는 모델 성능에 직접 영향을 준다</w:t>
       </w:r>
       <w:r>
         <w:rPr>
@@ -233,7 +233,7 @@
       </w:r>
       <w:r>
         <w:rPr/>
-        <w:t xml:space="preserve">. 본 연구는 새로운 정책 구조 대신, 상충하는 시연 동작을 학습 전에 진단하고 일관된 규칙으로 교정하는 절차에 초점을 둔다.</w:t>
+        <w:t xml:space="preserve">. 본 연구는 새로운 모델 구조 대신, 상충하는 시연 동작을 학습 전에 진단하고 일관된 규칙으로 교정하는 절차에 초점을 둔다.</w:t>
       </w:r>
     </w:p>
     <w:p>
@@ -384,7 +384,7 @@
       </w:pPr>
       <w:r>
         <w:rPr/>
-        <w:t xml:space="preserve">로봇부는 6관절 SO-101과 손목·상단 카메라로 구성된다. ACT는 두 영상과 관절값으로부터 100스텝의 관절 목표값을 한 번에 예측하며, 1층·옆·2층 단계마다 정책을 각각 학습하였다. 작업 환경은 MuJoCo</w:t>
+        <w:t xml:space="preserve">로봇부는 6관절 SO-101과 손목·상단 카메라로 구성된다. ACT는 두 영상과 관절값으로부터 100스텝의 관절 목표값을 한 번에 예측하며, 1층·옆·2층 단계마다 모델을 각각 학습하였다. 작업 환경은 MuJoCo</w:t>
       </w:r>
       <w:r>
         <w:rPr>
@@ -394,7 +394,7 @@
       </w:r>
       <w:r>
         <w:rPr/>
-        <w:t xml:space="preserve">로 재현하였고(그림 2), 적재함(64×64×52 mm, 123 g)은 저울 위에서 ±20 mm, ±20°로 무작위화하였다. 시연은 스크립트 전문가로 생성하였고, 각 정책은 LeRobot 0.3.3 기본 설정으로 30,000스텝 학습하였다.</w:t>
+        <w:t xml:space="preserve">로 재현하였고(그림 2), 적재함(64×64×52 mm, 123 g)은 저울 위에서 ±20 mm, ±20°로 무작위화하였다. 시연은 스크립트 전문가로 생성하였고, 각 모델은 LeRobot 0.3.3 기본 설정으로 30,000스텝 학습하였다.</w:t>
       </w:r>
     </w:p>
     <w:p xmlns:a="http://schemas.openxmlformats.org/drawingml/2006/main" xmlns:pic="http://schemas.openxmlformats.org/drawingml/2006/picture">
@@ -462,7 +462,7 @@
       </w:r>
       <w:r>
         <w:rPr/>
-        <w:t xml:space="preserve">시뮬레이션 환경과 정책의 입력 영상</w:t>
+        <w:t xml:space="preserve">시뮬레이션 환경과 모델의 입력 영상</w:t>
       </w:r>
     </w:p>
     <w:p>
@@ -486,7 +486,7 @@
       </w:r>
       <w:r>
         <w:rPr/>
-        <w:t xml:space="preserve">Simulated system and policy inputs</w:t>
+        <w:t xml:space="preserve">Simulated system and model inputs</w:t>
       </w:r>
     </w:p>
     <w:p>
@@ -505,7 +505,7 @@
       </w:pPr>
       <w:r>
         <w:rPr/>
-        <w:t xml:space="preserve">초기 시연으로 학습한 정책의 실패를 재생해 원인을 분류하고, 다음 세 규칙으로 시연을 수정하였다. (1) 여유 두고 잡기: 고정 집게를 벽 바깥 9 mm 지점에 두고 내려가, 집게가 벽을 사이에 둘 수 있는 범위(0~17 mm)의 중앙으로 접근한다. (2) 늘 같은 곳 잡기: 물체 방향과 무관하게 같은 부위를 잡는다. 가장 가까운 벽을 잡는 초기 규칙은 적재함이 약 8° 이상 회전하면 잡는 벽이 바뀌어, 유사한 영상에 서로 다른 행동이 대응하는 시연 불일치를 만들었다. (3) 놓고 물러나기: 2층에 놓은 뒤 그리퍼를 벌리고 벽 바깥쪽으로 5 mm 후퇴한 다음 상승한다. 이하 세 규칙을 모두 적용한 집합을 ‘규칙 시연’, 매 순간 가까운 곳을 잡는 집합을 ‘사람식 시연’이라 한다.</w:t>
+        <w:t xml:space="preserve">초기 시연으로 학습한 모델의 실패를 재생해 원인을 분류하고, 다음 세 규칙으로 시연을 수정하였다. (1) 여유 두고 잡기: 고정 집게를 벽 바깥 9 mm 지점에 두고 내려가, 집게가 벽을 사이에 둘 수 있는 범위(0~17 mm)의 중앙으로 접근한다. (2) 늘 같은 곳 잡기: 물체 방향과 무관하게 같은 부위를 잡는다. 가장 가까운 벽을 잡는 초기 규칙은 적재함이 약 8° 이상 회전하면 잡는 벽이 바뀌어, 유사한 영상에 서로 다른 행동이 대응하는 시연 불일치를 만들었다. (3) 놓고 물러나기: 2층에 놓은 뒤 그리퍼를 벌리고 벽 바깥쪽으로 5 mm 후퇴한 다음 상승한다. 이하 세 규칙을 모두 적용한 집합을 ‘규칙 시연’, 매 순간 가까운 곳을 잡는 집합을 ‘사람식 시연’이라 한다.</w:t>
       </w:r>
     </w:p>
     <w:p>
@@ -750,7 +750,7 @@
       </w:pPr>
       <w:r>
         <w:rPr/>
-        <w:t xml:space="preserve">모든 적재 실험은 시뮬레이션에서 수행하였으며, 실제 로봇 검증은 향후 과제이다. 연속 평가는 시연에 쓰지 않은 난수 시드의 장면에서 세 단계 정책을 이어 실행하며, 적재함 중심 오차 15 mm, 높이 오차 8 mm, 기울기 10° 이하이고 기존 적재함이 10 mm 이상 밀리지 않으면 성공으로 판정한다. 조건 간 비교는 조건별 50개 장면으로 수행하였고(표 1, 2), 최종 규칙 시연 정책만 이 50개를 포함한 200개 장면으로 확대해 다시 평가하였다.</w:t>
+        <w:t xml:space="preserve">모든 적재 실험은 시뮬레이션에서 수행하였으며, 실제 로봇 검증은 향후 과제이다. 연속 평가는 시연에 쓰지 않은 난수 시드의 장면에서 세 단계 모델을 이어 실행하며, 적재함 중심 오차 15 mm, 높이 오차 8 mm, 기울기 10° 이하이고 기존 적재함이 10 mm 이상 밀리지 않으면 성공으로 판정한다. 조건 간 비교는 조건별 50개 장면으로 수행하였고(표 1, 2), 최종 규칙 시연 모델만 이 50개를 포함한 200개 장면으로 확대해 다시 평가하였다.</w:t>
       </w:r>
     </w:p>
     <w:p>
@@ -1605,7 +1605,7 @@
       </w:pPr>
       <w:r>
         <w:rPr/>
-        <w:t xml:space="preserve">초기 설계는 단계별 성공률이 76%, 84%, 50%였지만 세 단계 연속 성공률은 28%에 그쳤다. 규칙을 하나씩 추가하면 연속 성공률은 62%, 82%, 96%로 증가하였다(표 1). 여유 두고 잡기만 적용한 조건의 단계별 실패 25건 중 24건은 잡는 벽이 바뀌는 회전 구간에서 발생했고, 늘 같은 곳 잡기를 추가하자 이 실패 유형이 사라졌다. 반면 잡는 위치가 갈리는 시연을 200회로 늘리면 36%로 낮아졌고, 규칙 시연을 1,000회로 늘려도 94%로 100회 조건을 넘지 못했다. 규칙 시연 100회 정책의 200개 장면 평가는 198/200(99.0%, 95% CI 96.4~99.7%)이었고, 무게 확인 재시도를 적용하면 200/200이 되었다.</w:t>
+        <w:t xml:space="preserve">초기 설계는 단계별 성공률이 76%, 84%, 50%였지만 세 단계 연속 성공률은 28%에 그쳤다. 규칙을 하나씩 추가하면 연속 성공률은 62%, 82%, 96%로 증가하였다(표 1). 여유 두고 잡기만 적용한 조건의 단계별 실패 25건 중 24건은 잡는 벽이 바뀌는 회전 구간에서 발생했고, 늘 같은 곳 잡기를 추가하자 이 실패 유형이 사라졌다. 반면 잡는 위치가 갈리는 시연을 200회로 늘리면 36%로 낮아졌고, 규칙 시연을 1,000회로 늘려도 94%로 100회 조건을 넘지 못했다. 규칙 시연 100회 모델의 200개 장면 평가는 198/200(99.0%, 95% CI 96.4~99.7%)이었고, 무게 확인 재시도를 적용하면 200/200이 되었다.</w:t>
       </w:r>
     </w:p>
     <w:p>
@@ -1958,7 +1958,7 @@
       </w:pPr>
       <w:r>
         <w:rPr/>
-        <w:t xml:space="preserve">잡기 부위가 다른 이유로 모호한 손잡이 컵(육각형)과 직사각형 상자를 추가하였다. 표 2에서 사람식 시연은 세 물체 모두 큰 각도 간격을 보였고, 규칙 시연에서는 간격이 4~7°로 줄며 연속 성공률이 증가하였다. 컵은 규칙 시연을 300회로 늘리고 관절값 입력에 잡음을 추가하면 88%가 되었다. 다만 세 물체만으로 지표의 임계값을 정할 수는 없으므로, 본 결과는 G를 학습 전 상대 비교 지표로 쓸 수 있음을 보이는 초기 검증이다. 한편 주변 물체를 놓은 장면의 시연으로 학습한 정책도 컨베이어·선반 등을 무작위로 배치한 공장형 장면에서는 44%에 그쳤으나, 공장형 장면의 시연을 단계당 800회 추가하면 90%로 회복되었다.</w:t>
+        <w:t xml:space="preserve">잡기 부위가 다른 이유로 모호한 손잡이 컵(육각형)과 직사각형 상자를 추가하였다. 표 2에서 사람식 시연은 세 물체 모두 큰 각도 간격을 보였고, 규칙 시연에서는 간격이 4~7°로 줄며 연속 성공률이 증가하였다. 컵은 규칙 시연을 300회로 늘리고 관절값 입력에 노이즈를 추가하면 88%가 되었다. 다만 세 물체만으로 지표의 임계값을 정할 수는 없으므로, 본 결과는 G를 학습 전 상대 비교 지표로 쓸 수 있음을 보이는 초기 검증이다. 한편 주변 물체를 놓은 장면의 시연으로 학습한 모델도 컨베이어·선반 등을 무작위로 배치한 공장형 장면에서는 44%에 그쳤으나, 공장형 장면의 시연을 단계당 800회 추가하면 90%로 회복되었다.</w:t>
       </w:r>
     </w:p>
     <w:p>
@@ -1978,7 +1978,7 @@
       </w:pPr>
       <w:r>
         <w:rPr/>
-        <w:t xml:space="preserve">본 논문은 YOLOv8 기반 무게 인식과 단계별 ACT 정책을 결합한 스마트 팩토리 순차 적재 시스템을 구현하고, 고정된 정책 구조와 학습 설정에서 시연의 일관성과 기하학적 여유가 연속 적재 성능을 크게 좌우함을 보였다. 세 가지 시연 규칙으로 시연 100회의 연속 성공률을 28%에서 99.0%로 높였고, 무게 확인 재시도로 200/200을 얻었으며, 최대 각도 간격은 상충하는 잡기 전략을 학습 전에 드러냈다. 다만 모든 조작 결과는 시뮬레이션에 한정되므로, 향후 실제 로봇과 사람 원격조작 시연에서 검증할 예정이다.</w:t>
+        <w:t xml:space="preserve">본 논문은 YOLOv8 기반 무게 인식과 단계별 ACT 모델을 결합한 스마트 팩토리 순차 적재 시스템을 구현하고, 고정된 모델 구조와 학습 설정에서 시연의 일관성과 기하학적 여유가 연속 적재 성능을 크게 좌우함을 보였다. 세 가지 시연 규칙으로 시연 100회의 연속 성공률을 28%에서 99.0%로 높였고, 무게 확인 재시도로 200/200을 얻었으며, 최대 각도 간격은 상충하는 잡기 전략을 학습 전에 드러냈다. 다만 모든 조작 결과는 시뮬레이션에 한정되므로, 향후 실제 로봇과 사람 원격조작 시연에서 검증할 예정이다.</w:t>
       </w:r>
     </w:p>
     <w:p>
